--- a/public/downloads/cb-en-check-guide.docx
+++ b/public/downloads/cb-en-check-guide.docx
@@ -93,7 +93,7 @@
     </w:p>
     <w:p>
       <w:pPr>
-        <w:spacing w:after="140" w:before="0" w:line="300"/>
+        <w:spacing w:after="320" w:before="0" w:line="300"/>
       </w:pPr>
       <w:r>
         <w:rPr>
@@ -494,7 +494,7 @@
           <w:sz w:val="22"/>
           <w:szCs w:val="22"/>
         </w:rPr>
-        <w:t xml:space="preserve">Same tasks, same order, same marks — different content, so nobody sits the same questions twice. Five tasks are deliberately identical in both (writing your own name, copying a frame, filling in a form, and two circling tasks): each is a skill rather than a fact, so repeating it cannot manufacture a gain.</w:t>
+        <w:t xml:space="preserve">Same tasks, same order, same marks — different content, so nobody sits the same questions twice. Three tasks are deliberately identical in both — writing your own name, copying a frame, and filling in a form — because each is a skill rather than a fact, so repeating it cannot manufacture a gain.</w:t>
       </w:r>
     </w:p>
     <w:p>
@@ -695,7 +695,7 @@
                 <w:sz w:val="19"/>
                 <w:szCs w:val="19"/>
               </w:rPr>
-              <w:t xml:space="preserve">Write each learner's own name into it beforehand, everywhere it says [learner's name]</w:t>
+              <w:t xml:space="preserve">Nothing to prepare — hand it out as printed</w:t>
             </w:r>
           </w:p>
         </w:tc>
@@ -1018,7 +1018,7 @@
           <w:sz w:val="22"/>
           <w:szCs w:val="22"/>
         </w:rPr>
-        <w:t xml:space="preserve">Check the pictures survive photocopying. If one comes out grey and hard to see, draw it again by hand — the pictures are load-bearing for the learners who cannot yet read.</w:t>
+        <w:t xml:space="preserve">Check the photocopies are crisp. The first two tasks ask a learner to tell one letter or one word from another, so a faint or smudged copy makes them unanswerable.</w:t>
       </w:r>
     </w:p>
     <w:p>
@@ -1092,7 +1092,7 @@
                 <w:sz w:val="19"/>
                 <w:szCs w:val="19"/>
               </w:rPr>
-              <w:t xml:space="preserve">Reading raw (start)</w:t>
+              <w:t xml:space="preserve">Reading raw (start) /36</w:t>
             </w:r>
           </w:p>
         </w:tc>
@@ -1144,7 +1144,7 @@
                 <w:sz w:val="19"/>
                 <w:szCs w:val="19"/>
               </w:rPr>
-              <w:t xml:space="preserve">Reading raw (end)</w:t>
+              <w:t xml:space="preserve">Reading raw (end) /36</w:t>
             </w:r>
           </w:p>
         </w:tc>
@@ -1223,7 +1223,7 @@
                 <w:sz w:val="19"/>
                 <w:szCs w:val="19"/>
               </w:rPr>
-              <w:t xml:space="preserve">12</w:t>
+              <w:t xml:space="preserve">10</w:t>
             </w:r>
           </w:p>
         </w:tc>
@@ -1273,7 +1273,7 @@
                 <w:sz w:val="19"/>
                 <w:szCs w:val="19"/>
               </w:rPr>
-              <w:t xml:space="preserve">24</w:t>
+              <w:t xml:space="preserve">19</w:t>
             </w:r>
           </w:p>
         </w:tc>
@@ -1379,7 +1379,7 @@
           <w:sz w:val="22"/>
           <w:szCs w:val="22"/>
         </w:rPr>
-        <w:t xml:space="preserve">The raw score is what shows progress, not the level. Fifty hours moves a beginner a long way inside a level and rarely across one. A learner going from 12 to 24 on Reading has made real gains and is "A1" at both ends. If you report only levels, that learner looks static.</w:t>
+        <w:t xml:space="preserve">The raw score is what shows progress, not the level. Fifty hours moves a beginner a long way inside a level and rarely across one. A learner going from 10 to 19 on Reading has made real gains and is "A1" at both ends. If you report only levels, that learner looks static.</w:t>
       </w:r>
     </w:p>
     <w:p>
@@ -1609,19 +1609,19 @@
           <w:sz w:val="22"/>
           <w:szCs w:val="22"/>
         </w:rPr>
-        <w:t xml:space="preserve">[ ] Write each learner's own name into their paper where it says [learner's name]. Ten seconds</w:t>
-      </w:r>
-    </w:p>
-    <w:p>
-      <w:pPr>
-        <w:spacing w:after="140" w:before="0" w:line="300"/>
-      </w:pPr>
-      <w:r>
-        <w:rPr>
-          <w:sz w:val="22"/>
-          <w:szCs w:val="22"/>
-        </w:rPr>
-        <w:t xml:space="preserve">each, and it cannot be skipped — three tasks depend on it.</w:t>
+        <w:t xml:space="preserve">[ ] Check the photocopies are crisp — the first two tasks depend on small differences between</w:t>
+      </w:r>
+    </w:p>
+    <w:p>
+      <w:pPr>
+        <w:spacing w:after="140" w:before="0" w:line="300"/>
+      </w:pPr>
+      <w:r>
+        <w:rPr>
+          <w:sz w:val="22"/>
+          <w:szCs w:val="22"/>
+        </w:rPr>
+        <w:t xml:space="preserve">letters and words.</w:t>
       </w:r>
     </w:p>
     <w:p>
@@ -1638,7 +1638,31 @@
           <w:sz w:val="22"/>
           <w:szCs w:val="22"/>
         </w:rPr>
-        <w:t xml:space="preserve">[ ] Check the photocopied pictures are clear.</w:t>
+        <w:t xml:space="preserve">[ ] If the speaking part is running with a sample, choose the learners at random — names in a</w:t>
+      </w:r>
+    </w:p>
+    <w:p>
+      <w:pPr>
+        <w:spacing w:after="140" w:before="0" w:line="300"/>
+      </w:pPr>
+      <w:r>
+        <w:rPr>
+          <w:sz w:val="22"/>
+          <w:szCs w:val="22"/>
+        </w:rPr>
+        <w:t xml:space="preserve">bag. Not the confident ones. The same learners are spoken with again at the end.</w:t>
+      </w:r>
+    </w:p>
+    <w:p>
+      <w:pPr>
+        <w:spacing w:after="140" w:before="0" w:line="300"/>
+      </w:pPr>
+      <w:r>
+        <w:rPr>
+          <w:sz w:val="22"/>
+          <w:szCs w:val="22"/>
+        </w:rPr>
+        <w:t xml:space="preserve">The day before</w:t>
       </w:r>
     </w:p>
     <w:p>
@@ -1655,31 +1679,143 @@
           <w:sz w:val="22"/>
           <w:szCs w:val="22"/>
         </w:rPr>
-        <w:t xml:space="preserve">[ ] If the speaking part is running with a sample, choose the learners at random — names in a</w:t>
-      </w:r>
-    </w:p>
-    <w:p>
-      <w:pPr>
-        <w:spacing w:after="140" w:before="0" w:line="300"/>
-      </w:pPr>
-      <w:r>
-        <w:rPr>
-          <w:sz w:val="22"/>
-          <w:szCs w:val="22"/>
-        </w:rPr>
-        <w:t xml:space="preserve">bag. Not the confident ones. The same learners are spoken with again at the end.</w:t>
-      </w:r>
-    </w:p>
-    <w:p>
-      <w:pPr>
-        <w:spacing w:after="140" w:before="0" w:line="300"/>
-      </w:pPr>
-      <w:r>
-        <w:rPr>
-          <w:sz w:val="22"/>
-          <w:szCs w:val="22"/>
-        </w:rPr>
-        <w:t xml:space="preserve">The day before</w:t>
+        <w:t xml:space="preserve">[ ] Ask the facilitator to tell learners, in the language they share: "Next time we will do some</w:t>
+      </w:r>
+    </w:p>
+    <w:p>
+      <w:pPr>
+        <w:spacing w:after="140" w:before="0" w:line="300"/>
+      </w:pPr>
+      <w:r>
+        <w:rPr>
+          <w:sz w:val="22"/>
+          <w:szCs w:val="22"/>
+        </w:rPr>
+        <w:t xml:space="preserve">reading and writing so I can see what to teach you. It is not an exam. Nobody fails. You can stop whenever you like."</w:t>
+      </w:r>
+    </w:p>
+    <w:p>
+      <w:pPr>
+        <w:pBdr>
+          <w:bottom w:val="single" w:color="B9B3A6" w:sz="4"/>
+        </w:pBdr>
+        <w:spacing w:after="180" w:before="60"/>
+      </w:pPr>
+    </w:p>
+    <w:p>
+      <w:pPr>
+        <w:pStyle w:val="Heading1"/>
+        <w:keepNext/>
+        <w:spacing w:after="140" w:before="320"/>
+      </w:pPr>
+      <w:r>
+        <w:rPr>
+          <w:b/>
+          <w:bCs/>
+          <w:color w:val="1F3A5F"/>
+          <w:sz w:val="36"/>
+          <w:szCs w:val="36"/>
+        </w:rPr>
+        <w:t xml:space="preserve">PART B — FOR THE FACILITATOR</w:t>
+      </w:r>
+    </w:p>
+    <w:p>
+      <w:pPr>
+        <w:pStyle w:val="Heading2"/>
+        <w:keepNext/>
+        <w:spacing w:after="100" w:before="280"/>
+      </w:pPr>
+      <w:r>
+        <w:rPr>
+          <w:b/>
+          <w:bCs/>
+          <w:color w:val="7A3B69"/>
+          <w:sz w:val="28"/>
+          <w:szCs w:val="28"/>
+        </w:rPr>
+        <w:t xml:space="preserve">Running it</w:t>
+      </w:r>
+    </w:p>
+    <w:p>
+      <w:pPr>
+        <w:spacing w:after="140" w:before="0" w:line="300"/>
+      </w:pPr>
+      <w:r>
+        <w:rPr>
+          <w:sz w:val="22"/>
+          <w:szCs w:val="22"/>
+        </w:rPr>
+        <w:t xml:space="preserve">The whole class sits the paper together, on paper. About 47 minutes for Parts 1 and 2. You can split it across two days — Part 1 one day, Part 2 the next — as long as you split it the same way at the end of the course.</w:t>
+      </w:r>
+    </w:p>
+    <w:p>
+      <w:pPr>
+        <w:pStyle w:val="Heading3"/>
+        <w:keepNext/>
+        <w:spacing w:after="80" w:before="220"/>
+      </w:pPr>
+      <w:r>
+        <w:rPr>
+          <w:b/>
+          <w:bCs/>
+          <w:color w:val="1F3A5F"/>
+          <w:sz w:val="24"/>
+          <w:szCs w:val="24"/>
+        </w:rPr>
+        <w:t xml:space="preserve">Say this first</w:t>
+      </w:r>
+    </w:p>
+    <w:p>
+      <w:pPr>
+        <w:spacing w:after="140" w:before="0" w:line="300"/>
+      </w:pPr>
+      <w:r>
+        <w:rPr>
+          <w:sz w:val="22"/>
+          <w:szCs w:val="22"/>
+        </w:rPr>
+        <w:t xml:space="preserve">"This is not an exam. Nobody passes and nobody fails. It shows me what to teach you. Some parts will be too hard — leave those and go on. You can stop whenever you like."</w:t>
+      </w:r>
+    </w:p>
+    <w:p>
+      <w:pPr>
+        <w:spacing w:after="140" w:before="0" w:line="300"/>
+      </w:pPr>
+      <w:r>
+        <w:rPr>
+          <w:sz w:val="22"/>
+          <w:szCs w:val="22"/>
+        </w:rPr>
+        <w:t xml:space="preserve">Say it in the language you share, at both sittings.</w:t>
+      </w:r>
+    </w:p>
+    <w:p>
+      <w:pPr>
+        <w:pStyle w:val="Heading3"/>
+        <w:keepNext/>
+        <w:spacing w:after="80" w:before="220"/>
+      </w:pPr>
+      <w:r>
+        <w:rPr>
+          <w:b/>
+          <w:bCs/>
+          <w:color w:val="1F3A5F"/>
+          <w:sz w:val="24"/>
+          <w:szCs w:val="24"/>
+        </w:rPr>
+        <w:t xml:space="preserve">While they work</w:t>
+      </w:r>
+    </w:p>
+    <w:p>
+      <w:pPr>
+        <w:spacing w:after="140" w:before="0" w:line="300"/>
+      </w:pPr>
+      <w:r>
+        <w:rPr>
+          <w:sz w:val="22"/>
+          <w:szCs w:val="22"/>
+        </w:rPr>
+        <w:t xml:space="preserve">Nothing is read out. Hand out the papers, say the sentence above, and let the class work. Every task is answered from what is printed on the page.</w:t>
       </w:r>
     </w:p>
     <w:p>
@@ -1696,131 +1832,19 @@
           <w:sz w:val="22"/>
           <w:szCs w:val="22"/>
         </w:rPr>
-        <w:t xml:space="preserve">[ ] Ask the facilitator to tell learners, in the language they share: "Next time we will do some</w:t>
-      </w:r>
-    </w:p>
-    <w:p>
-      <w:pPr>
-        <w:spacing w:after="140" w:before="0" w:line="300"/>
-      </w:pPr>
-      <w:r>
-        <w:rPr>
-          <w:sz w:val="22"/>
-          <w:szCs w:val="22"/>
-        </w:rPr>
-        <w:t xml:space="preserve">reading and writing so I can see what to teach you. It is not an exam. Nobody fails. You can stop whenever you like."</w:t>
-      </w:r>
-    </w:p>
-    <w:p>
-      <w:pPr>
-        <w:pBdr>
-          <w:bottom w:val="single" w:color="B9B3A6" w:sz="4"/>
-        </w:pBdr>
-        <w:spacing w:after="180" w:before="60"/>
-      </w:pPr>
-    </w:p>
-    <w:p>
-      <w:pPr>
-        <w:pStyle w:val="Heading1"/>
-        <w:keepNext/>
-        <w:spacing w:after="140" w:before="320"/>
-      </w:pPr>
-      <w:r>
-        <w:rPr>
-          <w:b/>
-          <w:bCs/>
-          <w:color w:val="1F3A5F"/>
-          <w:sz w:val="36"/>
-          <w:szCs w:val="36"/>
-        </w:rPr>
-        <w:t xml:space="preserve">PART B — FOR THE FACILITATOR</w:t>
-      </w:r>
-    </w:p>
-    <w:p>
-      <w:pPr>
-        <w:pStyle w:val="Heading2"/>
-        <w:keepNext/>
-        <w:spacing w:after="100" w:before="280"/>
-      </w:pPr>
-      <w:r>
-        <w:rPr>
-          <w:b/>
-          <w:bCs/>
-          <w:color w:val="7A3B69"/>
-          <w:sz w:val="28"/>
-          <w:szCs w:val="28"/>
-        </w:rPr>
-        <w:t xml:space="preserve">Running it</w:t>
-      </w:r>
-    </w:p>
-    <w:p>
-      <w:pPr>
-        <w:spacing w:after="140" w:before="0" w:line="300"/>
-      </w:pPr>
-      <w:r>
-        <w:rPr>
-          <w:sz w:val="22"/>
-          <w:szCs w:val="22"/>
-        </w:rPr>
-        <w:t xml:space="preserve">The whole class sits the paper together, on paper. About 50 minutes for Parts 1 and 2. You can split it across two days — Part 1 one day, Part 2 the next — as long as you split it the same way at the end of the course.</w:t>
-      </w:r>
-    </w:p>
-    <w:p>
-      <w:pPr>
-        <w:pStyle w:val="Heading3"/>
-        <w:keepNext/>
-        <w:spacing w:after="80" w:before="220"/>
-      </w:pPr>
-      <w:r>
-        <w:rPr>
-          <w:b/>
-          <w:bCs/>
-          <w:color w:val="1F3A5F"/>
-          <w:sz w:val="24"/>
-          <w:szCs w:val="24"/>
-        </w:rPr>
-        <w:t xml:space="preserve">Say this first</w:t>
-      </w:r>
-    </w:p>
-    <w:p>
-      <w:pPr>
-        <w:spacing w:after="140" w:before="0" w:line="300"/>
-      </w:pPr>
-      <w:r>
-        <w:rPr>
-          <w:sz w:val="22"/>
-          <w:szCs w:val="22"/>
-        </w:rPr>
-        <w:t xml:space="preserve">"This is not an exam. Nobody passes and nobody fails. It shows me what to teach you. Some parts will be too hard — leave those and go on. You can stop whenever you like."</w:t>
-      </w:r>
-    </w:p>
-    <w:p>
-      <w:pPr>
-        <w:spacing w:after="140" w:before="0" w:line="300"/>
-      </w:pPr>
-      <w:r>
-        <w:rPr>
-          <w:sz w:val="22"/>
-          <w:szCs w:val="22"/>
-        </w:rPr>
-        <w:t xml:space="preserve">Say it in the language you share, at both sittings.</w:t>
-      </w:r>
-    </w:p>
-    <w:p>
-      <w:pPr>
-        <w:pStyle w:val="Heading3"/>
-        <w:keepNext/>
-        <w:spacing w:after="80" w:before="220"/>
-      </w:pPr>
-      <w:r>
-        <w:rPr>
-          <w:b/>
-          <w:bCs/>
-          <w:color w:val="1F3A5F"/>
-          <w:sz w:val="24"/>
-          <w:szCs w:val="24"/>
-        </w:rPr>
-        <w:t xml:space="preserve">While they work</w:t>
+        <w:t xml:space="preserve">You may explain an instruction in the language you share if someone is stuck on what to do. **Do</w:t>
+      </w:r>
+    </w:p>
+    <w:p>
+      <w:pPr>
+        <w:spacing w:after="140" w:before="0" w:line="300"/>
+      </w:pPr>
+      <w:r>
+        <w:rPr>
+          <w:sz w:val="22"/>
+          <w:szCs w:val="22"/>
+        </w:rPr>
+        <w:t xml:space="preserve">not translate the questions themselves** — the questions are what is being measured.</w:t>
       </w:r>
     </w:p>
     <w:p>
@@ -1837,19 +1861,7 @@
           <w:sz w:val="22"/>
           <w:szCs w:val="22"/>
         </w:rPr>
-        <w:t xml:space="preserve">Read every instruction aloud in the language you share. **Do not translate the questions</w:t>
-      </w:r>
-    </w:p>
-    <w:p>
-      <w:pPr>
-        <w:spacing w:after="140" w:before="0" w:line="300"/>
-      </w:pPr>
-      <w:r>
-        <w:rPr>
-          <w:sz w:val="22"/>
-          <w:szCs w:val="22"/>
-        </w:rPr>
-        <w:t xml:space="preserve">themselves** — the questions are what is being measured.</w:t>
+        <w:t xml:space="preserve">Do not help with answers, even when it is hard to watch.</w:t>
       </w:r>
     </w:p>
     <w:p>
@@ -1866,19 +1878,19 @@
           <w:sz w:val="22"/>
           <w:szCs w:val="22"/>
         </w:rPr>
-        <w:t xml:space="preserve">Some tasks need you to read aloud: circling the letter you hear, and circling the word you hear.</w:t>
-      </w:r>
-    </w:p>
-    <w:p>
-      <w:pPr>
-        <w:spacing w:after="140" w:before="0" w:line="300"/>
-      </w:pPr>
-      <w:r>
-        <w:rPr>
-          <w:sz w:val="22"/>
-          <w:szCs w:val="22"/>
-        </w:rPr>
-        <w:t xml:space="preserve">Say each sound and each word twice, and go slowly.</w:t>
+        <w:t xml:space="preserve">Most learners will not finish every part. That is expected. The paper runs from very easy to</w:t>
+      </w:r>
+    </w:p>
+    <w:p>
+      <w:pPr>
+        <w:spacing w:after="140" w:before="0" w:line="300"/>
+      </w:pPr>
+      <w:r>
+        <w:rPr>
+          <w:sz w:val="22"/>
+          <w:szCs w:val="22"/>
+        </w:rPr>
+        <w:t xml:space="preserve">quite hard on purpose, so every learner meets something they can do. A learner who leaves the last reading text and the letter blank has still given you a full result.</w:t>
       </w:r>
     </w:p>
     <w:p>
@@ -1895,7 +1907,36 @@
           <w:sz w:val="22"/>
           <w:szCs w:val="22"/>
         </w:rPr>
-        <w:t xml:space="preserve">Do not help, even when it is hard to watch.</w:t>
+        <w:t xml:space="preserve">If a learner becomes upset, stop. Sit with them. Record what you have.</w:t>
+      </w:r>
+    </w:p>
+    <w:p>
+      <w:pPr>
+        <w:pStyle w:val="Heading3"/>
+        <w:keepNext/>
+        <w:spacing w:after="80" w:before="220"/>
+      </w:pPr>
+      <w:r>
+        <w:rPr>
+          <w:b/>
+          <w:bCs/>
+          <w:color w:val="1F3A5F"/>
+          <w:sz w:val="24"/>
+          <w:szCs w:val="24"/>
+        </w:rPr>
+        <w:t xml:space="preserve">The speaking part is optional</w:t>
+      </w:r>
+    </w:p>
+    <w:p>
+      <w:pPr>
+        <w:spacing w:after="140" w:before="0" w:line="300"/>
+      </w:pPr>
+      <w:r>
+        <w:rPr>
+          <w:sz w:val="22"/>
+          <w:szCs w:val="22"/>
+        </w:rPr>
+        <w:t xml:space="preserve">Take whichever of these you can manage — all three are fine:</w:t>
       </w:r>
     </w:p>
     <w:p>
@@ -1912,19 +1953,7 @@
           <w:sz w:val="22"/>
           <w:szCs w:val="22"/>
         </w:rPr>
-        <w:t xml:space="preserve">Most learners will not finish every part. That is expected. The paper runs from very easy to</w:t>
-      </w:r>
-    </w:p>
-    <w:p>
-      <w:pPr>
-        <w:spacing w:after="140" w:before="0" w:line="300"/>
-      </w:pPr>
-      <w:r>
-        <w:rPr>
-          <w:sz w:val="22"/>
-          <w:szCs w:val="22"/>
-        </w:rPr>
-        <w:t xml:space="preserve">quite hard on purpose, so every learner meets something they can do. A learner who leaves the last reading text and the letter blank has still given you a full result.</w:t>
+        <w:t xml:space="preserve">The whole class, one at a time, before the programme starts. Best, if you can.</w:t>
       </w:r>
     </w:p>
     <w:p>
@@ -1941,36 +1970,19 @@
           <w:sz w:val="22"/>
           <w:szCs w:val="22"/>
         </w:rPr>
-        <w:t xml:space="preserve">If a learner becomes upset, stop. Sit with them. Record what you have.</w:t>
-      </w:r>
-    </w:p>
-    <w:p>
-      <w:pPr>
-        <w:pStyle w:val="Heading3"/>
-        <w:keepNext/>
-        <w:spacing w:after="80" w:before="220"/>
-      </w:pPr>
-      <w:r>
-        <w:rPr>
-          <w:b/>
-          <w:bCs/>
-          <w:color w:val="1F3A5F"/>
-          <w:sz w:val="24"/>
-          <w:szCs w:val="24"/>
-        </w:rPr>
-        <w:t xml:space="preserve">The speaking part is optional</w:t>
-      </w:r>
-    </w:p>
-    <w:p>
-      <w:pPr>
-        <w:spacing w:after="140" w:before="0" w:line="300"/>
-      </w:pPr>
-      <w:r>
-        <w:rPr>
-          <w:sz w:val="22"/>
-          <w:szCs w:val="22"/>
-        </w:rPr>
-        <w:t xml:space="preserve">Take whichever of these you can manage — all three are fine:</w:t>
+        <w:t xml:space="preserve">Some learners — ten, five, however many you can fit. Choose them at random beforehand, and</w:t>
+      </w:r>
+    </w:p>
+    <w:p>
+      <w:pPr>
+        <w:spacing w:after="140" w:before="0" w:line="300"/>
+      </w:pPr>
+      <w:r>
+        <w:rPr>
+          <w:sz w:val="22"/>
+          <w:szCs w:val="22"/>
+        </w:rPr>
+        <w:t xml:space="preserve">speak with the same learners again at the end.</w:t>
       </w:r>
     </w:p>
     <w:p>
@@ -1987,7 +1999,72 @@
           <w:sz w:val="22"/>
           <w:szCs w:val="22"/>
         </w:rPr>
-        <w:t xml:space="preserve">The whole class, one at a time, before the programme starts. Best, if you can.</w:t>
+        <w:t xml:space="preserve">Nobody. Then say so in the report, and note that a paper-only result understates a course</w:t>
+      </w:r>
+    </w:p>
+    <w:p>
+      <w:pPr>
+        <w:spacing w:after="140" w:before="0" w:line="300"/>
+      </w:pPr>
+      <w:r>
+        <w:rPr>
+          <w:sz w:val="22"/>
+          <w:szCs w:val="22"/>
+        </w:rPr>
+        <w:t xml:space="preserve">that teaches the ear and the voice first.</w:t>
+      </w:r>
+    </w:p>
+    <w:p>
+      <w:pPr>
+        <w:spacing w:after="140" w:before="0" w:line="300"/>
+      </w:pPr>
+      <w:r>
+        <w:rPr>
+          <w:sz w:val="22"/>
+          <w:szCs w:val="22"/>
+        </w:rPr>
+        <w:t xml:space="preserve">Six minutes each, in a quiet corner, same-gender pairing where it matters. Follow the script, ask, then wait — count five seconds before you help. A learner may pass on anything. Always finish with "Thank you. You spoke English with me today."</w:t>
+      </w:r>
+    </w:p>
+    <w:p>
+      <w:pPr>
+        <w:pStyle w:val="Heading2"/>
+        <w:keepNext/>
+        <w:spacing w:after="100" w:before="280"/>
+      </w:pPr>
+      <w:r>
+        <w:rPr>
+          <w:b/>
+          <w:bCs/>
+          <w:color w:val="7A3B69"/>
+          <w:sz w:val="28"/>
+          <w:szCs w:val="28"/>
+        </w:rPr>
+        <w:t xml:space="preserve">Marking</w:t>
+      </w:r>
+    </w:p>
+    <w:p>
+      <w:pPr>
+        <w:spacing w:after="140" w:before="0" w:line="300"/>
+      </w:pPr>
+      <w:r>
+        <w:rPr>
+          <w:sz w:val="22"/>
+          <w:szCs w:val="22"/>
+        </w:rPr>
+        <w:t xml:space="preserve">Everything is in the marking pack, in the order you mark it.</w:t>
+      </w:r>
+    </w:p>
+    <w:p>
+      <w:pPr>
+        <w:spacing w:after="140" w:before="0" w:line="300"/>
+      </w:pPr>
+      <w:r>
+        <w:rPr>
+          <w:sz w:val="22"/>
+          <w:szCs w:val="22"/>
+        </w:rPr>
+        <w:t xml:space="preserve">You are counting, not judging. Every writing task is a list of tick boxes: read what the learner wrote, tick what is there, count the ticks. Two facilitators counting the same page should reach the same number. If you find yourself deciding how *good* something is, you have left the sheet.</w:t>
       </w:r>
     </w:p>
     <w:p>
@@ -2004,19 +2081,7 @@
           <w:sz w:val="22"/>
           <w:szCs w:val="22"/>
         </w:rPr>
-        <w:t xml:space="preserve">Some learners — ten, five, however many you can fit. Choose them at random beforehand, and</w:t>
-      </w:r>
-    </w:p>
-    <w:p>
-      <w:pPr>
-        <w:spacing w:after="140" w:before="0" w:line="300"/>
-      </w:pPr>
-      <w:r>
-        <w:rPr>
-          <w:sz w:val="22"/>
-          <w:szCs w:val="22"/>
-        </w:rPr>
-        <w:t xml:space="preserve">speak with the same learners again at the end.</w:t>
+        <w:t xml:space="preserve">Spelling is not marked unless a tick box says so. If you can read it, it counts.</w:t>
       </w:r>
     </w:p>
     <w:p>
@@ -2033,72 +2098,7 @@
           <w:sz w:val="22"/>
           <w:szCs w:val="22"/>
         </w:rPr>
-        <w:t xml:space="preserve">Nobody. Then say so in the report, and note that a paper-only result understates a course</w:t>
-      </w:r>
-    </w:p>
-    <w:p>
-      <w:pPr>
-        <w:spacing w:after="140" w:before="0" w:line="300"/>
-      </w:pPr>
-      <w:r>
-        <w:rPr>
-          <w:sz w:val="22"/>
-          <w:szCs w:val="22"/>
-        </w:rPr>
-        <w:t xml:space="preserve">that teaches the ear and the voice first.</w:t>
-      </w:r>
-    </w:p>
-    <w:p>
-      <w:pPr>
-        <w:spacing w:after="140" w:before="0" w:line="300"/>
-      </w:pPr>
-      <w:r>
-        <w:rPr>
-          <w:sz w:val="22"/>
-          <w:szCs w:val="22"/>
-        </w:rPr>
-        <w:t xml:space="preserve">Six minutes each, in a quiet corner, same-gender pairing where it matters. Follow the script, ask, then wait — count five seconds before you help. A learner may pass on anything. Always finish with "Thank you. You spoke English with me today."</w:t>
-      </w:r>
-    </w:p>
-    <w:p>
-      <w:pPr>
-        <w:pStyle w:val="Heading2"/>
-        <w:keepNext/>
-        <w:spacing w:after="100" w:before="280"/>
-      </w:pPr>
-      <w:r>
-        <w:rPr>
-          <w:b/>
-          <w:bCs/>
-          <w:color w:val="7A3B69"/>
-          <w:sz w:val="28"/>
-          <w:szCs w:val="28"/>
-        </w:rPr>
-        <w:t xml:space="preserve">Marking</w:t>
-      </w:r>
-    </w:p>
-    <w:p>
-      <w:pPr>
-        <w:spacing w:after="140" w:before="0" w:line="300"/>
-      </w:pPr>
-      <w:r>
-        <w:rPr>
-          <w:sz w:val="22"/>
-          <w:szCs w:val="22"/>
-        </w:rPr>
-        <w:t xml:space="preserve">Everything is in the marking pack, in the order you mark it.</w:t>
-      </w:r>
-    </w:p>
-    <w:p>
-      <w:pPr>
-        <w:spacing w:after="140" w:before="0" w:line="300"/>
-      </w:pPr>
-      <w:r>
-        <w:rPr>
-          <w:sz w:val="22"/>
-          <w:szCs w:val="22"/>
-        </w:rPr>
-        <w:t xml:space="preserve">You are counting, not judging. Every writing task is a list of tick boxes: read what the learner wrote, tick what is there, count the ticks. Two facilitators counting the same page should reach the same number. If you find yourself deciding how *good* something is, you have left the sheet.</w:t>
+        <w:t xml:space="preserve">Accent is not marked.</w:t>
       </w:r>
     </w:p>
     <w:p>
@@ -2115,7 +2115,19 @@
           <w:sz w:val="22"/>
           <w:szCs w:val="22"/>
         </w:rPr>
-        <w:t xml:space="preserve">Spelling is not marked unless a tick box says so. If you can read it, it counts.</w:t>
+        <w:t xml:space="preserve">What a learner chooses to write is never wrong. "I like rice" is as full an answer as "I am</w:t>
+      </w:r>
+    </w:p>
+    <w:p>
+      <w:pPr>
+        <w:spacing w:after="140" w:before="0" w:line="300"/>
+      </w:pPr>
+      <w:r>
+        <w:rPr>
+          <w:sz w:val="22"/>
+          <w:szCs w:val="22"/>
+        </w:rPr>
+        <w:t xml:space="preserve">Nur". Nobody has to write about their family or where they are from.</w:t>
       </w:r>
     </w:p>
     <w:p>
@@ -2132,7 +2144,7 @@
           <w:sz w:val="22"/>
           <w:szCs w:val="22"/>
         </w:rPr>
-        <w:t xml:space="preserve">Accent is not marked.</w:t>
+        <w:t xml:space="preserve">A blank is a zero, not a mistake. Do not chase it.</w:t>
       </w:r>
     </w:p>
     <w:p>
@@ -2149,19 +2161,19 @@
           <w:sz w:val="22"/>
           <w:szCs w:val="22"/>
         </w:rPr>
-        <w:t xml:space="preserve">What a learner chooses to write is never wrong. "I like rice" is as full an answer as "I am</w:t>
-      </w:r>
-    </w:p>
-    <w:p>
-      <w:pPr>
-        <w:spacing w:after="140" w:before="0" w:line="300"/>
-      </w:pPr>
-      <w:r>
-        <w:rPr>
-          <w:sz w:val="22"/>
-          <w:szCs w:val="22"/>
-        </w:rPr>
-        <w:t xml:space="preserve">Nur". Nobody has to write about their family or where they are from.</w:t>
+        <w:t xml:space="preserve">Mark the whole class one task at a time — all the 1.7s, then all the 1.8s. Faster and more</w:t>
+      </w:r>
+    </w:p>
+    <w:p>
+      <w:pPr>
+        <w:spacing w:after="140" w:before="0" w:line="300"/>
+      </w:pPr>
+      <w:r>
+        <w:rPr>
+          <w:sz w:val="22"/>
+          <w:szCs w:val="22"/>
+        </w:rPr>
+        <w:t xml:space="preserve">consistent than working learner by learner.</w:t>
       </w:r>
     </w:p>
     <w:p>
@@ -2178,7 +2190,101 @@
           <w:sz w:val="22"/>
           <w:szCs w:val="22"/>
         </w:rPr>
-        <w:t xml:space="preserve">A blank is a zero, not a mistake. Do not chase it.</w:t>
+        <w:t xml:space="preserve">If you are unsure between two ticks, do not tick. Undercounting is consistent; guessing is not.</w:t>
+      </w:r>
+    </w:p>
+    <w:p>
+      <w:pPr>
+        <w:spacing w:after="140" w:before="0" w:line="300"/>
+      </w:pPr>
+      <w:r>
+        <w:rPr>
+          <w:sz w:val="22"/>
+          <w:szCs w:val="22"/>
+        </w:rPr>
+        <w:t xml:space="preserve">Add up each part, write the three raw totals at the top of the marking sheet, and give them to the coordinator. The spreadsheet turns them into levels.</w:t>
+      </w:r>
+    </w:p>
+    <w:p>
+      <w:pPr>
+        <w:pStyle w:val="Heading2"/>
+        <w:keepNext/>
+        <w:spacing w:after="100" w:before="280"/>
+      </w:pPr>
+      <w:r>
+        <w:rPr>
+          <w:b/>
+          <w:bCs/>
+          <w:color w:val="7A3B69"/>
+          <w:sz w:val="28"/>
+          <w:szCs w:val="28"/>
+        </w:rPr>
+        <w:t xml:space="preserve">What to do with it, as a teacher</w:t>
+      </w:r>
+    </w:p>
+    <w:p>
+      <w:pPr>
+        <w:spacing w:after="140" w:before="0" w:line="300"/>
+      </w:pPr>
+      <w:r>
+        <w:rPr>
+          <w:sz w:val="22"/>
+          <w:szCs w:val="22"/>
+        </w:rPr>
+        <w:t xml:space="preserve">This is the most useful part and it works immediately, not at the end of the course.</w:t>
+      </w:r>
+    </w:p>
+    <w:p>
+      <w:pPr>
+        <w:spacing w:after="140" w:before="0" w:line="300"/>
+      </w:pPr>
+      <w:r>
+        <w:rPr>
+          <w:sz w:val="22"/>
+          <w:szCs w:val="22"/>
+        </w:rPr>
+        <w:t xml:space="preserve">Look at the marking sheet, not the level. A learner who lost every mark on 1.1 and 1.2 is not yet reading print at all and needs the alphabet and letter shapes. One whose note in 2.5 gave no reason needs "because". One who filled the form but wrote nothing in 2.4 needs sentence frames, not more vocabulary.</w:t>
+      </w:r>
+    </w:p>
+    <w:p>
+      <w:pPr>
+        <w:spacing w:after="140" w:before="0" w:line="300"/>
+      </w:pPr>
+      <w:r>
+        <w:rPr>
+          <w:sz w:val="22"/>
+          <w:szCs w:val="22"/>
+        </w:rPr>
+        <w:t xml:space="preserve">One thing this paper does not tell you: whether a learner can sound a word out. Decoding can only be heard, and nothing here is read aloud. Judge phonics from your ordinary teaching, against the phonics progression.</w:t>
+      </w:r>
+    </w:p>
+    <w:p>
+      <w:pPr>
+        <w:spacing w:after="140" w:before="0" w:line="300"/>
+      </w:pPr>
+      <w:r>
+        <w:rPr>
+          <w:sz w:val="22"/>
+          <w:szCs w:val="22"/>
+        </w:rPr>
+        <w:t xml:space="preserve">At the end of the course, give each learner their profile sheet and read it through with them. Fill the first two lines from their two papers, in their words — "at the start you could write your name; now you can also write five sentences." Never show a learner a CEFR level. It means nothing to them and can only discourage.</w:t>
+      </w:r>
+    </w:p>
+    <w:p>
+      <w:pPr>
+        <w:pStyle w:val="Heading2"/>
+        <w:keepNext/>
+        <w:spacing w:after="100" w:before="280"/>
+      </w:pPr>
+      <w:r>
+        <w:rPr>
+          <w:b/>
+          <w:bCs/>
+          <w:color w:val="7A3B69"/>
+          <w:sz w:val="28"/>
+          <w:szCs w:val="28"/>
+        </w:rPr>
+        <w:t xml:space="preserve">Do not</w:t>
       </w:r>
     </w:p>
     <w:p>
@@ -2195,135 +2301,7 @@
           <w:sz w:val="22"/>
           <w:szCs w:val="22"/>
         </w:rPr>
-        <w:t xml:space="preserve">Mark the whole class one task at a time — all the 1.7s, then all the 1.8s. Faster and more</w:t>
-      </w:r>
-    </w:p>
-    <w:p>
-      <w:pPr>
-        <w:spacing w:after="140" w:before="0" w:line="300"/>
-      </w:pPr>
-      <w:r>
-        <w:rPr>
-          <w:sz w:val="22"/>
-          <w:szCs w:val="22"/>
-        </w:rPr>
-        <w:t xml:space="preserve">consistent than working learner by learner.</w:t>
-      </w:r>
-    </w:p>
-    <w:p>
-      <w:pPr>
-        <w:pStyle w:val="ListParagraph"/>
-        <w:numPr>
-          <w:ilvl w:val="0"/>
-          <w:numId w:val="1"/>
-        </w:numPr>
-        <w:spacing w:after="80" w:line="300"/>
-      </w:pPr>
-      <w:r>
-        <w:rPr>
-          <w:sz w:val="22"/>
-          <w:szCs w:val="22"/>
-        </w:rPr>
-        <w:t xml:space="preserve">If you are unsure between two ticks, do not tick. Undercounting is consistent; guessing is not.</w:t>
-      </w:r>
-    </w:p>
-    <w:p>
-      <w:pPr>
-        <w:spacing w:after="140" w:before="0" w:line="300"/>
-      </w:pPr>
-      <w:r>
-        <w:rPr>
-          <w:sz w:val="22"/>
-          <w:szCs w:val="22"/>
-        </w:rPr>
-        <w:t xml:space="preserve">Add up each part, write the three raw totals at the top of the marking sheet, and give them to the coordinator. The spreadsheet turns them into levels.</w:t>
-      </w:r>
-    </w:p>
-    <w:p>
-      <w:pPr>
-        <w:pStyle w:val="Heading2"/>
-        <w:keepNext/>
-        <w:spacing w:after="100" w:before="280"/>
-      </w:pPr>
-      <w:r>
-        <w:rPr>
-          <w:b/>
-          <w:bCs/>
-          <w:color w:val="7A3B69"/>
-          <w:sz w:val="28"/>
-          <w:szCs w:val="28"/>
-        </w:rPr>
-        <w:t xml:space="preserve">What to do with it, as a teacher</w:t>
-      </w:r>
-    </w:p>
-    <w:p>
-      <w:pPr>
-        <w:spacing w:after="140" w:before="0" w:line="300"/>
-      </w:pPr>
-      <w:r>
-        <w:rPr>
-          <w:sz w:val="22"/>
-          <w:szCs w:val="22"/>
-        </w:rPr>
-        <w:t xml:space="preserve">This is the most useful part and it works immediately, not at the end of the course.</w:t>
-      </w:r>
-    </w:p>
-    <w:p>
-      <w:pPr>
-        <w:spacing w:after="140" w:before="0" w:line="300"/>
-      </w:pPr>
-      <w:r>
-        <w:rPr>
-          <w:sz w:val="22"/>
-          <w:szCs w:val="22"/>
-        </w:rPr>
-        <w:t xml:space="preserve">Look at the marking sheet, not the level. A learner who lost every mark on task 1.4 needs sounding out. One whose note in 2.5 gave no reason needs "because". One who filled the form but wrote nothing in 2.4 needs sentence frames, not more vocabulary.</w:t>
-      </w:r>
-    </w:p>
-    <w:p>
-      <w:pPr>
-        <w:spacing w:after="140" w:before="0" w:line="300"/>
-      </w:pPr>
-      <w:r>
-        <w:rPr>
-          <w:sz w:val="22"/>
-          <w:szCs w:val="22"/>
-        </w:rPr>
-        <w:t xml:space="preserve">At the end of the course, give each learner their profile sheet and read it through with them. Fill the first two lines from their two papers, in their words — "at the start you could write your name; now you can also write five sentences." Never show a learner a CEFR level. It means nothing to them and can only discourage.</w:t>
-      </w:r>
-    </w:p>
-    <w:p>
-      <w:pPr>
-        <w:pStyle w:val="Heading2"/>
-        <w:keepNext/>
-        <w:spacing w:after="100" w:before="280"/>
-      </w:pPr>
-      <w:r>
-        <w:rPr>
-          <w:b/>
-          <w:bCs/>
-          <w:color w:val="7A3B69"/>
-          <w:sz w:val="28"/>
-          <w:szCs w:val="28"/>
-        </w:rPr>
-        <w:t xml:space="preserve">Do not</w:t>
-      </w:r>
-    </w:p>
-    <w:p>
-      <w:pPr>
-        <w:pStyle w:val="ListParagraph"/>
-        <w:numPr>
-          <w:ilvl w:val="0"/>
-          <w:numId w:val="1"/>
-        </w:numPr>
-        <w:spacing w:after="80" w:line="300"/>
-      </w:pPr>
-      <w:r>
-        <w:rPr>
-          <w:sz w:val="22"/>
-          <w:szCs w:val="22"/>
-        </w:rPr>
-        <w:t xml:space="preserve">Do not translate the questions. Instructions yes, questions no.</w:t>
+        <w:t xml:space="preserve">Do not translate the questions. Explaining an instruction is fine; the questions are not.</w:t>
       </w:r>
     </w:p>
     <w:p>

--- a/public/downloads/cb-en-check-guide.docx
+++ b/public/downloads/cb-en-check-guide.docx
@@ -1745,7 +1745,7 @@
           <w:sz w:val="22"/>
           <w:szCs w:val="22"/>
         </w:rPr>
-        <w:t xml:space="preserve">The whole class sits the paper together, on paper. About 47 minutes for Parts 1 and 2. You can split it across two days — Part 1 one day, Part 2 the next — as long as you split it the same way at the end of the course.</w:t>
+        <w:t xml:space="preserve">The whole class sits the paper together, on paper. About 45 minutes for Parts 1 and 2. You can split it across two days — Part 1 one day, Part 2 the next — as long as you split it the same way at the end of the course.</w:t>
       </w:r>
     </w:p>
     <w:p>
@@ -2064,7 +2064,7 @@
           <w:sz w:val="22"/>
           <w:szCs w:val="22"/>
         </w:rPr>
-        <w:t xml:space="preserve">You are counting, not judging. Every writing task is a list of tick boxes: read what the learner wrote, tick what is there, count the ticks. Two facilitators counting the same page should reach the same number. If you find yourself deciding how *good* something is, you have left the sheet.</w:t>
+        <w:t xml:space="preserve">You are counting, not judging. Every writing task is a list of tick boxes — twenty ticks across the whole of Part 2, one mark each. Read what the learner wrote, tick what is there, count the ticks. Two facilitators counting the same page should reach the same number. If you find yourself deciding how *good* something is, you have left the sheet.</w:t>
       </w:r>
     </w:p>
     <w:p>

--- a/public/downloads/cb-en-check-guide.docx
+++ b/public/downloads/cb-en-check-guide.docx
@@ -1765,16 +1765,58 @@
         <w:t xml:space="preserve">Say this first</w:t>
       </w:r>
     </w:p>
-    <w:p>
-      <w:pPr>
-        <w:spacing w:after="140" w:before="0" w:line="300"/>
-      </w:pPr>
-      <w:r>
-        <w:rPr>
-          <w:sz w:val="22"/>
-          <w:szCs w:val="22"/>
-        </w:rPr>
-        <w:t xml:space="preserve">"This is not an exam. Nobody passes and nobody fails. It shows me what to teach you. Some parts will be too hard — leave those and go on. You can stop whenever you like."</w:t>
+    <w:tbl>
+      <w:tblPr>
+        <w:tblW w:type="pct" w:w="100%"/>
+        <w:tblBorders>
+          <w:top w:val="single" w:color="B9B3A6" w:sz="2"/>
+          <w:left w:val="single" w:color="B9B3A6" w:sz="2"/>
+          <w:bottom w:val="single" w:color="B9B3A6" w:sz="2"/>
+          <w:right w:val="single" w:color="B9B3A6" w:sz="2"/>
+          <w:insideH w:val="single" w:color="B9B3A6" w:sz="2"/>
+          <w:insideV w:val="single" w:color="B9B3A6" w:sz="2"/>
+        </w:tblBorders>
+      </w:tblPr>
+      <w:tblGrid>
+        <w:gridCol w:w="9070"/>
+      </w:tblGrid>
+      <w:tr>
+        <w:tc>
+          <w:tcPr>
+            <w:tcW w:type="dxa" w:w="9070"/>
+            <w:shd w:fill="EDEBE6"/>
+            <w:tcMar>
+              <w:top w:type="dxa" w:w="200"/>
+              <w:left w:type="dxa" w:w="240"/>
+              <w:bottom w:type="dxa" w:w="200"/>
+              <w:right w:type="dxa" w:w="220"/>
+            </w:tcMar>
+          </w:tcPr>
+          <w:p>
+            <w:pPr>
+              <w:spacing w:after="0" w:before="0" w:line="340"/>
+            </w:pPr>
+            <w:r>
+              <w:rPr>
+                <w:sz w:val="24"/>
+                <w:szCs w:val="24"/>
+              </w:rPr>
+              <w:t xml:space="preserve">"This is not an exam. Nobody passes and nobody fails. It shows me what to teach you. Some parts will be too hard — leave those and go on. You can stop whenever you like."</w:t>
+            </w:r>
+          </w:p>
+        </w:tc>
+      </w:tr>
+    </w:tbl>
+    <w:p>
+      <w:pPr>
+        <w:spacing w:after="160" w:before="0" w:line="300"/>
+      </w:pPr>
+      <w:r>
+        <w:rPr>
+          <w:sz w:val="22"/>
+          <w:szCs w:val="22"/>
+        </w:rPr>
+        <w:t xml:space="preserve"/>
       </w:r>
     </w:p>
     <w:p>

--- a/public/downloads/cb-en-check-guide.docx
+++ b/public/downloads/cb-en-check-guide.docx
@@ -695,7 +695,7 @@
                 <w:sz w:val="19"/>
                 <w:szCs w:val="19"/>
               </w:rPr>
-              <w:t xml:space="preserve">Nothing to prepare — hand it out as printed</w:t>
+              <w:t xml:space="preserve">Parts 1 and 2 only, about 7 pages. Nothing to prepare — hand it out as printed</w:t>
             </w:r>
           </w:p>
         </w:tc>
@@ -849,7 +849,7 @@
                 <w:sz w:val="19"/>
                 <w:szCs w:val="19"/>
               </w:rPr>
-              <w:t xml:space="preserve">Never goes to a learner — it holds the answers</w:t>
+              <w:t xml:space="preserve">Never goes to a learner — it holds the answers, and the speaking script</w:t>
             </w:r>
           </w:p>
         </w:tc>
@@ -1786,10 +1786,10 @@
             <w:tcW w:type="dxa" w:w="9070"/>
             <w:shd w:fill="EDEBE6"/>
             <w:tcMar>
-              <w:top w:type="dxa" w:w="200"/>
-              <w:left w:type="dxa" w:w="240"/>
-              <w:bottom w:type="dxa" w:w="200"/>
-              <w:right w:type="dxa" w:w="220"/>
+              <w:top w:type="dxa" w:w="140"/>
+              <w:left w:type="dxa" w:w="220"/>
+              <w:bottom w:type="dxa" w:w="140"/>
+              <w:right w:type="dxa" w:w="200"/>
             </w:tcMar>
           </w:tcPr>
           <w:p>
@@ -1809,7 +1809,7 @@
     </w:tbl>
     <w:p>
       <w:pPr>
-        <w:spacing w:after="160" w:before="0" w:line="300"/>
+        <w:spacing w:after="100" w:before="0" w:line="300"/>
       </w:pPr>
       <w:r>
         <w:rPr>
@@ -2065,7 +2065,7 @@
           <w:sz w:val="22"/>
           <w:szCs w:val="22"/>
         </w:rPr>
-        <w:t xml:space="preserve">Six minutes each, in a quiet corner, same-gender pairing where it matters. Follow the script, ask, then wait — count five seconds before you help. A learner may pass on anything. Always finish with "Thank you. You spoke English with me today."</w:t>
+        <w:t xml:space="preserve">Six minutes each, in a quiet corner, same-gender pairing where it matters. The script is in the marking pack, not in the learner's paper — a learner holding the questions can rehearse them. Follow it, ask, then wait — count five seconds before you help. A learner may pass on anything. Never ask where a learner is from. Always finish with "Thank you. You spoke English with me today."</w:t>
       </w:r>
     </w:p>
     <w:p>
